--- a/final-documents/Adil_Patel_CS499_Code_Review_Script.docx
+++ b/final-documents/Adil_Patel_CS499_Code_Review_Script.docx
@@ -8,7 +8,7 @@
         <w:jc w:val="center"/>
       </w:pPr>
       <w:r>
-        <w:t>CS 499 Code Review Video Script</w:t>
+        <w:t>Computer Science Capstone Code Review Script</w:t>
       </w:r>
     </w:p>
     <w:p/>
@@ -22,10 +22,7 @@
     </w:p>
     <w:p>
       <w:r>
-        <w:rPr>
-          <w:b/>
-        </w:rPr>
-        <w:t>CS 499: Computer Science Capstone</w:t>
+        <w:t>Computer Science Capstone</w:t>
       </w:r>
     </w:p>
     <w:p/>
@@ -46,7 +43,7 @@
     <w:p/>
     <w:p>
       <w:r>
-        <w:t>My name is Adil Patel, and this is my CS 499 code review.</w:t>
+        <w:t>My name is Adil Patel, and this is my Computer Science capstone code review.</w:t>
       </w:r>
     </w:p>
     <w:p/>
@@ -64,58 +61,13 @@
     <w:p/>
     <w:p>
       <w:r>
-        <w:t xml:space="preserve">The first project is my </w:t>
-      </w:r>
-      <w:r>
-        <w:rPr>
-          <w:b/>
-        </w:rPr>
-        <w:t>ABCU Course Planner</w:t>
-      </w:r>
-      <w:r>
-        <w:t xml:space="preserve"> from CS 300. I will use this project for two enhancement areas: </w:t>
-      </w:r>
-      <w:r>
-        <w:rPr>
-          <w:b/>
-        </w:rPr>
-        <w:t>Software Design and Engineering</w:t>
-      </w:r>
-      <w:r>
-        <w:t xml:space="preserve">, and </w:t>
-      </w:r>
-      <w:r>
-        <w:rPr>
-          <w:b/>
-        </w:rPr>
-        <w:t>Algorithms and Data Structures</w:t>
-      </w:r>
-      <w:r>
-        <w:t>.</w:t>
+        <w:t>The first project is my ABCU Course Planner from my Data Structures and Algorithms coursework. I will use this project for two enhancement areas: Software Design and Engineering, and Algorithms and Data Structures.</w:t>
       </w:r>
     </w:p>
     <w:p/>
     <w:p>
       <w:r>
-        <w:t xml:space="preserve">My second project is the </w:t>
-      </w:r>
-      <w:r>
-        <w:rPr>
-          <w:b/>
-        </w:rPr>
-        <w:t>Grazioso Salvare AnimalShelter database module</w:t>
-      </w:r>
-      <w:r>
-        <w:t xml:space="preserve"> from CS 340. I will use this project for my </w:t>
-      </w:r>
-      <w:r>
-        <w:rPr>
-          <w:b/>
-        </w:rPr>
-        <w:t>Database enhancement</w:t>
-      </w:r>
-      <w:r>
-        <w:t>.</w:t>
+        <w:t>My second project is the Grazioso Salvare AnimalShelter database module from my database programming coursework. I will use this project for my Database enhancement.</w:t>
       </w:r>
     </w:p>
     <w:p/>
@@ -151,7 +103,7 @@
     <w:p/>
     <w:p>
       <w:r>
-        <w:t>The first artifact is the ABCU Course Planner. I originally created this program in CS 300, Data Structures and Algorithms. It is written in C++.</w:t>
+        <w:t>The first artifact is the ABCU Course Planner. I originally developed this program in my Data Structures and Algorithms coursework. It is written in C++.</w:t>
       </w:r>
     </w:p>
     <w:p/>
@@ -409,7 +361,7 @@
     <w:p/>
     <w:p>
       <w:r>
-        <w:t>My second artifact comes from CS 340. It is the AnimalShelter data-access class from the Grazioso Salvare project. It uses Python and MongoDB and provides create, read, update, and delete operations.</w:t>
+        <w:t>My second artifact comes from my database programming coursework. It is the AnimalShelter data-access class from the Grazioso Salvare project. It uses Python and MongoDB and provides create, read, update, and delete operations.</w:t>
       </w:r>
     </w:p>
     <w:p/>
